--- a/downloads/teacher/04 Units/Unit 05 - Apparel and Textile Production and Design - Make It, Mend It, Wear It/Calendar 05.docx
+++ b/downloads/teacher/04 Units/Unit 05 - Apparel and Textile Production and Design - Make It, Mend It, Wear It/Calendar 05.docx
@@ -350,7 +350,7 @@
               <w:t xml:space="preserve"> </w:t>
             </w:r>
             <w:r>
-              <w:t xml:space="preserve">(Topic 5.2 Hand Sewing Skills)</w:t>
+              <w:t xml:space="preserve">(Topic 5.2 Hand and Machine Sewing Skills)</w:t>
             </w:r>
           </w:p>
         </w:tc>
